--- a/fra/docx/41.content.docx
+++ b/fra/docx/41.content.docx
@@ -136,13 +136,6 @@
         <w:rPr>
           <w:lang w:val="fr_FR" w:bidi="fr_FR"/>
         </w:rPr>
-      </w:r>
-      <w:r>
-        <w:rPr>
-          <w:i/>
-          <w:lang w:val="fr_FR" w:bidi="fr_FR"/>
-        </w:rPr>
-        <w:t>Marc 1:2–3, Marc 1:4, Marc 1:5, Marc 1:6, Marc 1:8, Marc 1:10, Marc 1:11, Marc 1:12, Marc 1:13, Marc 1:15, Marc 1:16, Marc 1:17, Marc 1:19, Marc 1:22, Marc 1:24, Marc 1:28, Marc 1:30, Marc 1:32–34, Marc 1:35, Marc 1:38–39, Marc 1:40–41, Marc 1:44, Marc 2:4, Marc 2:5, Marc 2:6–7, Marc 2:10–12, Marc 2:13–14, Marc 2:15–16, Marc 2:17, Marc 2:18, Marc 2:19, Marc 2:23–24, Marc 2:25–26, Marc 2:27, Marc 2:28, Marc 3:1–2, Marc 3:4, Marc 3:4 (#2), Marc 3:5, Marc 3:6, Marc 3:7–8, Marc 3:11, Marc 3:14–15, Marc 3:19, Marc 3:21, Marc 3:22, Marc 3:23–24, Marc 3:28–29, Marc 3:33–35, Marc 4:1, Marc 4:4, Marc 4:6, Marc 4:7, Marc 4:8, Marc 4:11, Marc 4:14, Marc 4:15, Marc 4:16–17, Marc 4:18–19, Marc 4:20, Marc 4:26–27, Marc 4:30–32, Marc 4:35–37, Marc 4:38, Marc 4:38 (#2), Marc 4:39, Marc 4:41, Marc 5:1–2, Marc 5:4, Marc 5:7, Marc 5:8, Marc 5:9, Marc 5:13, Marc 5:15, Marc 5:17, Marc 5:19, Marc 5:22–23, Marc 5:25, Marc 5:28, Marc 5:30, Marc 5:32, Marc 5:34, Marc 5:35, Marc 5:36, Marc 5:37, Marc 5:40, Marc 5:42, Marc 6:2, Marc 6:4, Marc 6:6, Marc 6:7, Marc 6:8–9, Marc 6:11, Marc 6:14–15, Marc 6:18, Marc 6:20, Marc 6:23, Marc 6:25, Marc 6:26, Marc 6:33, Marc 6:34, Marc 6:37, Marc 6:38, Marc 6:41, Marc 6:43, Marc 6:44, Marc 6:48, Marc 6:50, Marc 6:52, Marc 6:55, Marc 6:56, Marc 7:2, Marc 7:3–4, Marc 7:8–9, Marc 7:11–13, Marc 7:15, Marc 7:15 (#2), Marc 7:18–19, Marc 7:19, Marc 7:20–23, Marc 7:21–22, Marc 7:25–26, Marc 7:28, Marc 7:29–30, Marc 7:33–34, Marc 7:36, Marc 8:1–2, Marc 8:5, Marc 8:6, Marc 8:8, Marc 8:9, Marc 8:11, Marc 8:15, Marc 8:16, Marc 8:19, Marc 8:23, Marc 8:25, Marc 8:28, Marc 8:29, Marc 8:31, Marc 8:33, Marc 8:34, Marc 8:36, Marc 8:36, Marc 8:38, Marc 9:1, Marc 9:2–3, Marc 9:4, Marc 9:7, Marc 9:9, Marc 9:11–13, Marc 9:17–18, Marc 9:22, Marc 9:23–24, Marc 9:28–29, Marc 9:31, Marc 9:33–34, Marc 9:35, Marc 9:36–37, Marc 9:42, Marc 9:47, Marc 9:48, Marc 10:2, Marc 10:4, Marc 10:5, Marc 10:6, Marc 10:7–8, Marc 10:9, Marc 10:13–14, Marc 10:15, Marc 10:19, Marc 10:21, Marc 10:22, Marc 10:23–25, Marc 10:26–27, Marc 10:29–30, Marc 10:32, Marc 10:33–34, Marc 10:35–37, Marc 10:39, Marc 10:40, Marc 10:42, Marc 10:43–44, Marc 10:48, Marc 10:52, Marc 11:2, Marc 11:5–6, Marc 11:8, Marc 11:10, Marc 11:11, Marc 11:14, Marc 11:15–16, Marc 11:17, Marc 11:17 (#2), Marc 11:18, Marc 11:20, Marc 11:24, Marc 11:25, Marc 11:27–28, Marc 11:29–30, Marc 11:31, Marc 11:32, Marc 12:1, Marc 12:5, Marc 12:6, Marc 12:8, Marc 12:9, Marc 12:10, Marc 12:14, Marc 12:17, Marc 12:18, Marc 12:22, Marc 12:23, Marc 12:24, Marc 12:25, Marc 12:26–27, Marc 12:29–30, Marc 12:31, Marc 12:35–37, Marc 12:38–40, Marc 12:44, Marc 13:2, Marc 13:4, Marc 13:5–6, Marc 13:7–8, Marc 13:9, Marc 13:10, Marc 13:12, Marc 13:13, Marc 13:14, Marc 13:20, Marc 13:22, Marc 13:24–25, Marc 13:26, Marc 13:27, Marc 13:30, Marc 13:31, Marc 13:32, Marc 13:33, Marc 13:35, Marc 13:37, Marc 14:1, Marc 14:2, Marc 14:3, Marc 14:5, Marc 14:8, Marc 14:9, Marc 14:10, Marc 14:12–15, Marc 14:18, Marc 14:20, Marc 14:21, Marc 14:22, Marc 14:24, Marc 14:25, Marc 14:27, Marc 14:30, Marc 14:32–34, Marc 14:35, Marc 14:36, Marc 14:37, Marc 14:40, Marc 14:41, Marc 14:44–45, Marc 14:48–49, Marc 14:50, Marc 14:51–52, Marc 14:53–54, Marc 14:55–56, Marc 14:61, Marc 14:62, Marc 14:64, Marc 14:65, Marc 14:66–68, Marc 14:71, Marc 14:72, Marc 14:72 (#2), Marc 15:1, Marc 15:5, Marc 15:6, Marc 15:10, Marc 15:11, Marc 15:12–13, Marc 15:17, Marc 15:21, Marc 15:22, Marc 15:24, Marc 15:26, Marc 15:29–30, Marc 15:31–32, Marc 15:32, Marc 15:33, Marc 15:34, Marc 15:37, Marc 15:38, Marc 15:39, Marc 15:42, Marc 15:43–46, Marc 16:1–2, Marc 16:4, Marc 16:5, Marc 16:6, Marc 16:7, Marc 16:9, Marc 16:11, Marc 16:13, Marc 16:14, Marc 16:15, Marc 16:16, Marc 16:16 (#2), Marc 16:17–18, Marc 16:19, Marc 16:20, Marc 16:20 (#2)</w:t>
       </w:r>
       <w:r>
         <w:rPr>

--- a/fra/docx/41.content.docx
+++ b/fra/docx/41.content.docx
@@ -123,19 +123,6 @@
           <w:lang w:val="fr_FR" w:bidi="fr_FR"/>
         </w:rPr>
         <w:t>MRK</w:t>
-      </w:r>
-      <w:r>
-        <w:rPr>
-          <w:lang w:val="fr_FR" w:bidi="fr_FR"/>
-        </w:rPr>
-      </w:r>
-    </w:p>
-    <w:p>
-      <w:pPr/>
-      <w:r>
-        <w:rPr>
-          <w:lang w:val="fr_FR" w:bidi="fr_FR"/>
-        </w:rPr>
       </w:r>
       <w:r>
         <w:rPr>

--- a/fra/docx/41.content.docx
+++ b/fra/docx/41.content.docx
@@ -19,7 +19,7 @@
         <w:rPr>
           <w:lang w:val="fr_FR" w:bidi="fr_FR"/>
         </w:rPr>
-        <w:t>Resource: Questions de Traduction (unfoldingWord)</w:t>
+        <w:t>Resource: unfoldingWord® Translation Questions</w:t>
       </w:r>
       <w:r>
         <w:rPr>
@@ -85,7 +85,7 @@
         <w:rPr>
           <w:lang w:val="fr_FR" w:bidi="fr_FR"/>
         </w:rPr>
-        <w:t>Questions de Traduction (unfoldingWord)</w:t>
+        <w:t>unfoldingWord® Translation Questions</w:t>
       </w:r>
     </w:p>
     <w:p>
